--- a/analysis/analysis/output/response_time_summary.docx
+++ b/analysis/analysis/output/response_time_summary.docx
@@ -19,15 +19,15 @@
         <w:tblLook w:firstRow="1" w:lastRow="0" w:firstColumn="0" w:lastColumn="0" w:noHBand="0" w:noVBand="0" w:val="0020"/>
       </w:tblPr>
       <w:tblGrid>
-        <w:gridCol w:w="1604"/>
-        <w:gridCol w:w="902"/>
-        <w:gridCol w:w="1002"/>
-        <w:gridCol w:w="902"/>
-        <w:gridCol w:w="701"/>
-        <w:gridCol w:w="701"/>
-        <w:gridCol w:w="701"/>
-        <w:gridCol w:w="701"/>
-        <w:gridCol w:w="701"/>
+        <w:gridCol w:w="1584"/>
+        <w:gridCol w:w="891"/>
+        <w:gridCol w:w="990"/>
+        <w:gridCol w:w="990"/>
+        <w:gridCol w:w="693"/>
+        <w:gridCol w:w="693"/>
+        <w:gridCol w:w="693"/>
+        <w:gridCol w:w="693"/>
+        <w:gridCol w:w="693"/>
       </w:tblGrid>
       <w:tr>
         <w:trPr>
@@ -151,43 +151,43 @@
               <w:jc w:val="left"/>
             </w:pPr>
             <w:r>
-              <w:t xml:space="preserve">2020 and After</w:t>
-            </w:r>
-          </w:p>
-        </w:tc>
-        <w:tc>
-          <w:tcPr/>
-          <w:p>
-            <w:pPr>
-              <w:pStyle w:val="Compact"/>
-              <w:jc w:val="right"/>
-            </w:pPr>
-            <w:r>
-              <w:t xml:space="preserve">7177</w:t>
-            </w:r>
-          </w:p>
-        </w:tc>
-        <w:tc>
-          <w:tcPr/>
-          <w:p>
-            <w:pPr>
-              <w:pStyle w:val="Compact"/>
-              <w:jc w:val="right"/>
-            </w:pPr>
-            <w:r>
-              <w:t xml:space="preserve">6.92434</w:t>
-            </w:r>
-          </w:p>
-        </w:tc>
-        <w:tc>
-          <w:tcPr/>
-          <w:p>
-            <w:pPr>
-              <w:pStyle w:val="Compact"/>
-              <w:jc w:val="right"/>
-            </w:pPr>
-            <w:r>
-              <w:t xml:space="preserve">124.966</w:t>
+              <w:t xml:space="preserve">2021 and After</w:t>
+            </w:r>
+          </w:p>
+        </w:tc>
+        <w:tc>
+          <w:tcPr/>
+          <w:p>
+            <w:pPr>
+              <w:pStyle w:val="Compact"/>
+              <w:jc w:val="right"/>
+            </w:pPr>
+            <w:r>
+              <w:t xml:space="preserve">6003</w:t>
+            </w:r>
+          </w:p>
+        </w:tc>
+        <w:tc>
+          <w:tcPr/>
+          <w:p>
+            <w:pPr>
+              <w:pStyle w:val="Compact"/>
+              <w:jc w:val="right"/>
+            </w:pPr>
+            <w:r>
+              <w:t xml:space="preserve">5.89005</w:t>
+            </w:r>
+          </w:p>
+        </w:tc>
+        <w:tc>
+          <w:tcPr/>
+          <w:p>
+            <w:pPr>
+              <w:pStyle w:val="Compact"/>
+              <w:jc w:val="right"/>
+            </w:pPr>
+            <w:r>
+              <w:t xml:space="preserve">65.3336</w:t>
             </w:r>
           </w:p>
         </w:tc>
@@ -247,7 +247,7 @@
               <w:jc w:val="right"/>
             </w:pPr>
             <w:r>
-              <w:t xml:space="preserve">9261</w:t>
+              <w:t xml:space="preserve">2501</w:t>
             </w:r>
           </w:p>
         </w:tc>
@@ -261,43 +261,43 @@
               <w:jc w:val="left"/>
             </w:pPr>
             <w:r>
-              <w:t xml:space="preserve">Before 2020</w:t>
-            </w:r>
-          </w:p>
-        </w:tc>
-        <w:tc>
-          <w:tcPr/>
-          <w:p>
-            <w:pPr>
-              <w:pStyle w:val="Compact"/>
-              <w:jc w:val="right"/>
-            </w:pPr>
-            <w:r>
-              <w:t xml:space="preserve">8813</w:t>
-            </w:r>
-          </w:p>
-        </w:tc>
-        <w:tc>
-          <w:tcPr/>
-          <w:p>
-            <w:pPr>
-              <w:pStyle w:val="Compact"/>
-              <w:jc w:val="right"/>
-            </w:pPr>
-            <w:r>
-              <w:t xml:space="preserve">12.1176</w:t>
-            </w:r>
-          </w:p>
-        </w:tc>
-        <w:tc>
-          <w:tcPr/>
-          <w:p>
-            <w:pPr>
-              <w:pStyle w:val="Compact"/>
-              <w:jc w:val="right"/>
-            </w:pPr>
-            <w:r>
-              <w:t xml:space="preserve">124.706</w:t>
+              <w:t xml:space="preserve">Before 2021</w:t>
+            </w:r>
+          </w:p>
+        </w:tc>
+        <w:tc>
+          <w:tcPr/>
+          <w:p>
+            <w:pPr>
+              <w:pStyle w:val="Compact"/>
+              <w:jc w:val="right"/>
+            </w:pPr>
+            <w:r>
+              <w:t xml:space="preserve">9987</w:t>
+            </w:r>
+          </w:p>
+        </w:tc>
+        <w:tc>
+          <w:tcPr/>
+          <w:p>
+            <w:pPr>
+              <w:pStyle w:val="Compact"/>
+              <w:jc w:val="right"/>
+            </w:pPr>
+            <w:r>
+              <w:t xml:space="preserve">12.1288</w:t>
+            </w:r>
+          </w:p>
+        </w:tc>
+        <w:tc>
+          <w:tcPr/>
+          <w:p>
+            <w:pPr>
+              <w:pStyle w:val="Compact"/>
+              <w:jc w:val="right"/>
+            </w:pPr>
+            <w:r>
+              <w:t xml:space="preserve">149.586</w:t>
             </w:r>
           </w:p>
         </w:tc>
@@ -357,7 +357,7 @@
               <w:jc w:val="right"/>
             </w:pPr>
             <w:r>
-              <w:t xml:space="preserve">5681</w:t>
+              <w:t xml:space="preserve">9261</w:t>
             </w:r>
           </w:p>
         </w:tc>
